--- a/E - 通识+专业课程资料/第6学期-机器视觉/2025.6 机器视觉期末大题（回忆版）.docx
+++ b/E - 通识+专业课程资料/第6学期-机器视觉/2025.6 机器视觉期末大题（回忆版）.docx
@@ -1215,9 +1215,6 @@
       <w:pPr>
         <w:pStyle w:val="a3"/>
         <w:ind w:left="420" w:firstLineChars="0" w:firstLine="0"/>
-        <w:rPr>
-          <w:rFonts w:hint="eastAsia"/>
-        </w:rPr>
       </w:pPr>
       <w:r>
         <w:rPr>
@@ -1284,11 +1281,6 @@
       </w:r>
     </w:p>
     <w:p>
-      <w:pPr>
-        <w:rPr>
-          <w:rFonts w:hint="eastAsia"/>
-        </w:rPr>
-      </w:pPr>
       <w:r>
         <w:tab/>
       </w:r>
@@ -1298,7 +1290,7 @@
         <w:spacing w:line="288" w:lineRule="auto"/>
         <w:jc w:val="right"/>
         <w:rPr>
-          <w:rFonts w:ascii="秋水書体" w:eastAsia="秋水書体" w:hAnsi="秋水書体" w:hint="eastAsia"/>
+          <w:rFonts w:ascii="秋水書体" w:eastAsia="秋水書体" w:hAnsi="秋水書体"/>
           <w:sz w:val="16"/>
           <w:szCs w:val="18"/>
         </w:rPr>
